--- a/assets/docx/job-26_cover.docx
+++ b/assets/docx/job-26_cover.docx
@@ -69,42 +69,37 @@
     <w:p/>
     <w:p>
       <w:r>
-        <w:t>The heart of your posting is lab support experience; handling chemicals/pathogens,</w:t>
+        <w:t>The heart of your posting is lab support experience. That is close to work I have actually</w:t>
       </w:r>
     </w:p>
     <w:p>
       <w:r>
-        <w:t>specimens, records, MS Office. That is close to work I have actually done: extracting,</w:t>
+        <w:t>done: extracting, aliquoting, labeling and tracking samples so the chain of records stays</w:t>
       </w:r>
     </w:p>
     <w:p>
       <w:r>
-        <w:t>aliquoting, labeling and tracking samples so the chain of records stays intact, QC checks</w:t>
+        <w:t>intact, QC checks and GLP documentation, including flagging anything out of specification</w:t>
       </w:r>
     </w:p>
     <w:p>
       <w:r>
-        <w:t>and GLP documentation, including flagging anything out of specification and electronic</w:t>
+        <w:t>and electronic records and clean data entry, with summaries the team could actually use. I</w:t>
       </w:r>
     </w:p>
     <w:p>
       <w:r>
-        <w:t>records and clean data entry, with summaries the team could actually use. I am comfortable</w:t>
+        <w:t>am comfortable being the person who keeps a bench tidy, a record complete and a schedule</w:t>
       </w:r>
     </w:p>
     <w:p>
       <w:r>
-        <w:t>being the person who keeps a bench tidy, a record complete and a schedule kept. The last</w:t>
+        <w:t>kept. The last decade of running property operations on contract sharpened exactly that:</w:t>
       </w:r>
     </w:p>
     <w:p>
       <w:r>
-        <w:t>decade of running property operations on contract sharpened exactly that: inventory,</w:t>
-      </w:r>
-    </w:p>
-    <w:p>
-      <w:r>
-        <w:t>vendor scheduling, compliance paperwork and receipts that reconcile.</w:t>
+        <w:t>inventory, vendor scheduling, compliance paperwork and receipts that reconcile.</w:t>
       </w:r>
     </w:p>
     <w:p/>
@@ -508,10 +503,6 @@
     <w:name w:val="Normal"/>
     <w:qFormat/>
     <w:rsid w:val="00FC693F"/>
-    <w:rPr>
-      <w:rFonts w:ascii="Calibri" w:hAnsi="Calibri"/>
-      <w:sz w:val="21"/>
-    </w:rPr>
   </w:style>
   <w:style w:type="paragraph" w:styleId="Header">
     <w:name w:val="header"/>
